--- a/ADG/02장/2장_실습문제_추가서술형.docx
+++ b/ADG/02장/2장_실습문제_추가서술형.docx
@@ -69,7 +69,35 @@
           <w:rFonts w:ascii="맑은 고딕" w:hAnsi="맑은 고딕" w:eastAsia="맑은 고딕"/>
           <w:sz w:val="21"/>
         </w:rPr>
-        <w:t>[추가-02] `LOG_ARCHIVE_DEST_2`의 주요 속성 다섯 가지를 들고, 각 속성이 `V$ARCHIVE_DEST`의 어느 열로 나타나는지 대응시켜 설명하라.</w:t>
+        <w:t xml:space="preserve">[추가-02] </w:t>
+      </w:r>
+      <w:r>
+        <w:rPr>
+          <w:rFonts w:ascii="Consolas" w:hAnsi="Consolas" w:eastAsia="맑은 고딕"/>
+          <w:sz w:val="21"/>
+        </w:rPr>
+        <w:t xml:space="preserve">LOG_ARCHIVE_DEST_2</w:t>
+      </w:r>
+      <w:r>
+        <w:rPr>
+          <w:rFonts w:ascii="맑은 고딕" w:hAnsi="맑은 고딕" w:eastAsia="맑은 고딕"/>
+          <w:sz w:val="21"/>
+        </w:rPr>
+        <w:t xml:space="preserve">의 주요 속성 다섯 가지를 들고, 각 속성이 </w:t>
+      </w:r>
+      <w:r>
+        <w:rPr>
+          <w:rFonts w:ascii="Consolas" w:hAnsi="Consolas" w:eastAsia="맑은 고딕"/>
+          <w:sz w:val="21"/>
+        </w:rPr>
+        <w:t xml:space="preserve">V$ARCHIVE_DEST</w:t>
+      </w:r>
+      <w:r>
+        <w:rPr>
+          <w:rFonts w:ascii="맑은 고딕" w:hAnsi="맑은 고딕" w:eastAsia="맑은 고딕"/>
+          <w:sz w:val="21"/>
+        </w:rPr>
+        <w:t xml:space="preserve">의 어느 열로 나타나는지 대응시켜 설명하라.</w:t>
       </w:r>
     </w:p>
     <w:p>
@@ -96,7 +124,35 @@
           <w:rFonts w:ascii="맑은 고딕" w:hAnsi="맑은 고딕" w:eastAsia="맑은 고딕"/>
           <w:sz w:val="21"/>
         </w:rPr>
-        <w:t>[추가-03] `PROTECTION_MODE`와 `PROTECTION_LEVEL`이 별도의 열로 존재하는 이유를 설명하고, "명령이 성공했다"는 것과 "그 수준으로 운영된다"는 것이 다른 이유를 실측 사례로 뒷받침하라.</w:t>
+        <w:t xml:space="preserve">[추가-03] </w:t>
+      </w:r>
+      <w:r>
+        <w:rPr>
+          <w:rFonts w:ascii="Consolas" w:hAnsi="Consolas" w:eastAsia="맑은 고딕"/>
+          <w:sz w:val="21"/>
+        </w:rPr>
+        <w:t xml:space="preserve">PROTECTION_MODE</w:t>
+      </w:r>
+      <w:r>
+        <w:rPr>
+          <w:rFonts w:ascii="맑은 고딕" w:hAnsi="맑은 고딕" w:eastAsia="맑은 고딕"/>
+          <w:sz w:val="21"/>
+        </w:rPr>
+        <w:t xml:space="preserve">와 </w:t>
+      </w:r>
+      <w:r>
+        <w:rPr>
+          <w:rFonts w:ascii="Consolas" w:hAnsi="Consolas" w:eastAsia="맑은 고딕"/>
+          <w:sz w:val="21"/>
+        </w:rPr>
+        <w:t xml:space="preserve">PROTECTION_LEVEL</w:t>
+      </w:r>
+      <w:r>
+        <w:rPr>
+          <w:rFonts w:ascii="맑은 고딕" w:hAnsi="맑은 고딕" w:eastAsia="맑은 고딕"/>
+          <w:sz w:val="21"/>
+        </w:rPr>
+        <w:t xml:space="preserve">이 별도의 열로 존재하는 이유를 설명하고, "명령이 성공했다"는 것과 "그 수준으로 운영된다"는 것이 다른 이유를 실측 사례로 뒷받침하라.</w:t>
       </w:r>
     </w:p>
     <w:p>
@@ -204,7 +260,21 @@
           <w:rFonts w:ascii="맑은 고딕" w:hAnsi="맑은 고딕" w:eastAsia="맑은 고딕"/>
           <w:sz w:val="21"/>
         </w:rPr>
-        <w:t>[추가-07] `VALID_FOR` 속성의 역할을 설명하고, 이 속성이 역할 전환과 어떤 관계가 있는지 쓰라. 잘못 지정했을 때 증상이 왜 발견하기 어려운지도 함께 설명하라.</w:t>
+        <w:t xml:space="preserve">[추가-07] </w:t>
+      </w:r>
+      <w:r>
+        <w:rPr>
+          <w:rFonts w:ascii="Consolas" w:hAnsi="Consolas" w:eastAsia="맑은 고딕"/>
+          <w:sz w:val="21"/>
+        </w:rPr>
+        <w:t xml:space="preserve">VALID_FOR</w:t>
+      </w:r>
+      <w:r>
+        <w:rPr>
+          <w:rFonts w:ascii="맑은 고딕" w:hAnsi="맑은 고딕" w:eastAsia="맑은 고딕"/>
+          <w:sz w:val="21"/>
+        </w:rPr>
+        <w:t xml:space="preserve"> 속성의 역할을 설명하고, 이 속성이 역할 전환과 어떤 관계가 있는지 쓰라. 잘못 지정했을 때 증상이 왜 발견하기 어려운지도 함께 설명하라.</w:t>
       </w:r>
     </w:p>
     <w:p>
@@ -266,7 +336,21 @@
           <w:rFonts w:ascii="맑은 고딕" w:hAnsi="맑은 고딕" w:eastAsia="맑은 고딕"/>
           <w:sz w:val="21"/>
         </w:rPr>
-        <w:t>[추가-09] `ALTER DATABASE SET STANDBY DATABASE TO MAXIMIZE PROTECTION`을 실행했더니 ORA-01126이 발생했다. 인스턴스를 마운트하지 않고 해결하는 방법과 그 근거를 쓰라.</w:t>
+        <w:t xml:space="preserve">[추가-09] </w:t>
+      </w:r>
+      <w:r>
+        <w:rPr>
+          <w:rFonts w:ascii="Consolas" w:hAnsi="Consolas" w:eastAsia="맑은 고딕"/>
+          <w:sz w:val="21"/>
+        </w:rPr>
+        <w:t xml:space="preserve">ALTER DATABASE SET STANDBY DATABASE TO MAXIMIZE PROTECTION</w:t>
+      </w:r>
+      <w:r>
+        <w:rPr>
+          <w:rFonts w:ascii="맑은 고딕" w:hAnsi="맑은 고딕" w:eastAsia="맑은 고딕"/>
+          <w:sz w:val="21"/>
+        </w:rPr>
+        <w:t xml:space="preserve">을 실행했더니 ORA-01126이 발생했다. 인스턴스를 마운트하지 않고 해결하는 방법과 그 근거를 쓰라.</w:t>
       </w:r>
     </w:p>
     <w:p>
@@ -293,7 +377,49 @@
           <w:rFonts w:ascii="맑은 고딕" w:hAnsi="맑은 고딕" w:eastAsia="맑은 고딕"/>
           <w:sz w:val="21"/>
         </w:rPr>
-        <w:t>[추가-10] Standby의 적용 시퀀스가 어제부터 멈춰 있다. `V$ARCHIVE_DEST_STATUS`의 `STATUS`는 VALID이고 `ERROR`도 비어 있으며 알림 로그에도 오류가 없다. 진단 순서와 예상 원인을 쓰라.</w:t>
+        <w:t xml:space="preserve">[추가-10] Standby의 적용 시퀀스가 어제부터 멈춰 있다. </w:t>
+      </w:r>
+      <w:r>
+        <w:rPr>
+          <w:rFonts w:ascii="Consolas" w:hAnsi="Consolas" w:eastAsia="맑은 고딕"/>
+          <w:sz w:val="21"/>
+        </w:rPr>
+        <w:t xml:space="preserve">V$ARCHIVE_DEST_STATUS</w:t>
+      </w:r>
+      <w:r>
+        <w:rPr>
+          <w:rFonts w:ascii="맑은 고딕" w:hAnsi="맑은 고딕" w:eastAsia="맑은 고딕"/>
+          <w:sz w:val="21"/>
+        </w:rPr>
+        <w:t xml:space="preserve">의 </w:t>
+      </w:r>
+      <w:r>
+        <w:rPr>
+          <w:rFonts w:ascii="Consolas" w:hAnsi="Consolas" w:eastAsia="맑은 고딕"/>
+          <w:sz w:val="21"/>
+        </w:rPr>
+        <w:t xml:space="preserve">STATUS</w:t>
+      </w:r>
+      <w:r>
+        <w:rPr>
+          <w:rFonts w:ascii="맑은 고딕" w:hAnsi="맑은 고딕" w:eastAsia="맑은 고딕"/>
+          <w:sz w:val="21"/>
+        </w:rPr>
+        <w:t xml:space="preserve">는 VALID이고 </w:t>
+      </w:r>
+      <w:r>
+        <w:rPr>
+          <w:rFonts w:ascii="Consolas" w:hAnsi="Consolas" w:eastAsia="맑은 고딕"/>
+          <w:sz w:val="21"/>
+        </w:rPr>
+        <w:t xml:space="preserve">ERROR</w:t>
+      </w:r>
+      <w:r>
+        <w:rPr>
+          <w:rFonts w:ascii="맑은 고딕" w:hAnsi="맑은 고딕" w:eastAsia="맑은 고딕"/>
+          <w:sz w:val="21"/>
+        </w:rPr>
+        <w:t xml:space="preserve">도 비어 있으며 알림 로그에도 오류가 없다. 진단 순서와 예상 원인을 쓰라.</w:t>
       </w:r>
     </w:p>
     <w:p>
@@ -320,7 +446,35 @@
           <w:rFonts w:ascii="맑은 고딕" w:hAnsi="맑은 고딕" w:eastAsia="맑은 고딕"/>
           <w:sz w:val="21"/>
         </w:rPr>
-        <w:t>[추가-11] `PROTECTION_MODE`가 MAXIMUM AVAILABILITY인데 `PROTECTION_LEVEL`이 RESYNCHRONIZATION으로 30분째 머물러 있다. 설정 문제인지 장애인지 구분하는 방법과 각각의 조치를 쓰라.</w:t>
+        <w:t xml:space="preserve">[추가-11] </w:t>
+      </w:r>
+      <w:r>
+        <w:rPr>
+          <w:rFonts w:ascii="Consolas" w:hAnsi="Consolas" w:eastAsia="맑은 고딕"/>
+          <w:sz w:val="21"/>
+        </w:rPr>
+        <w:t xml:space="preserve">PROTECTION_MODE</w:t>
+      </w:r>
+      <w:r>
+        <w:rPr>
+          <w:rFonts w:ascii="맑은 고딕" w:hAnsi="맑은 고딕" w:eastAsia="맑은 고딕"/>
+          <w:sz w:val="21"/>
+        </w:rPr>
+        <w:t xml:space="preserve">가 MAXIMUM AVAILABILITY인데 </w:t>
+      </w:r>
+      <w:r>
+        <w:rPr>
+          <w:rFonts w:ascii="Consolas" w:hAnsi="Consolas" w:eastAsia="맑은 고딕"/>
+          <w:sz w:val="21"/>
+        </w:rPr>
+        <w:t xml:space="preserve">PROTECTION_LEVEL</w:t>
+      </w:r>
+      <w:r>
+        <w:rPr>
+          <w:rFonts w:ascii="맑은 고딕" w:hAnsi="맑은 고딕" w:eastAsia="맑은 고딕"/>
+          <w:sz w:val="21"/>
+        </w:rPr>
+        <w:t xml:space="preserve">이 RESYNCHRONIZATION으로 30분째 머물러 있다. 설정 문제인지 장애인지 구분하는 방법과 각각의 조치를 쓰라.</w:t>
       </w:r>
     </w:p>
     <w:p>
@@ -347,7 +501,21 @@
           <w:rFonts w:ascii="맑은 고딕" w:hAnsi="맑은 고딕" w:eastAsia="맑은 고딕"/>
           <w:sz w:val="21"/>
         </w:rPr>
-        <w:t>[추가-12] Maximum Protection 상태에서 Standby를 유지보수하려 `SHUTDOWN IMMEDIATE`를 실행했더니 ORA-01154가 발생했다. 원인과 올바른 작업 순서를 쓰라.</w:t>
+        <w:t xml:space="preserve">[추가-12] Maximum Protection 상태에서 Standby를 유지보수하려 </w:t>
+      </w:r>
+      <w:r>
+        <w:rPr>
+          <w:rFonts w:ascii="Consolas" w:hAnsi="Consolas" w:eastAsia="맑은 고딕"/>
+          <w:sz w:val="21"/>
+        </w:rPr>
+        <w:t xml:space="preserve">SHUTDOWN IMMEDIATE</w:t>
+      </w:r>
+      <w:r>
+        <w:rPr>
+          <w:rFonts w:ascii="맑은 고딕" w:hAnsi="맑은 고딕" w:eastAsia="맑은 고딕"/>
+          <w:sz w:val="21"/>
+        </w:rPr>
+        <w:t xml:space="preserve">를 실행했더니 ORA-01154가 발생했다. 원인과 올바른 작업 순서를 쓰라.</w:t>
       </w:r>
     </w:p>
     <w:p>
@@ -401,7 +569,35 @@
           <w:rFonts w:ascii="맑은 고딕" w:hAnsi="맑은 고딕" w:eastAsia="맑은 고딕"/>
           <w:sz w:val="21"/>
         </w:rPr>
-        <w:t>[추가-14] `SHUTDOWN ABORT`로 죽인 Standby를 다시 올려 `ALTER DATABASE OPEN READ ONLY`를 실행했더니 ORA-10458과 ORA-01196이 발생했다. 원인과 조치를 쓰라.</w:t>
+        <w:t xml:space="preserve">[추가-14] </w:t>
+      </w:r>
+      <w:r>
+        <w:rPr>
+          <w:rFonts w:ascii="Consolas" w:hAnsi="Consolas" w:eastAsia="맑은 고딕"/>
+          <w:sz w:val="21"/>
+        </w:rPr>
+        <w:t xml:space="preserve">SHUTDOWN ABORT</w:t>
+      </w:r>
+      <w:r>
+        <w:rPr>
+          <w:rFonts w:ascii="맑은 고딕" w:hAnsi="맑은 고딕" w:eastAsia="맑은 고딕"/>
+          <w:sz w:val="21"/>
+        </w:rPr>
+        <w:t xml:space="preserve">로 죽인 Standby를 다시 올려 </w:t>
+      </w:r>
+      <w:r>
+        <w:rPr>
+          <w:rFonts w:ascii="Consolas" w:hAnsi="Consolas" w:eastAsia="맑은 고딕"/>
+          <w:sz w:val="21"/>
+        </w:rPr>
+        <w:t xml:space="preserve">ALTER DATABASE OPEN READ ONLY</w:t>
+      </w:r>
+      <w:r>
+        <w:rPr>
+          <w:rFonts w:ascii="맑은 고딕" w:hAnsi="맑은 고딕" w:eastAsia="맑은 고딕"/>
+          <w:sz w:val="21"/>
+        </w:rPr>
+        <w:t xml:space="preserve">를 실행했더니 ORA-10458과 ORA-01196이 발생했다. 원인과 조치를 쓰라.</w:t>
       </w:r>
     </w:p>
     <w:p>
@@ -584,6 +780,8 @@
       </w:r>
     </w:p>
     <w:sectPr>
+      <w:headerReference w:type="default" r:id="rId9"/>
+      <w:footerReference w:type="default" r:id="rId10"/>
       <w:pgSz w:w="12240" w:h="15840"/>
       <w:pgMar w:top="1440" w:right="1800" w:bottom="1440" w:left="1800" w:header="720" w:footer="720" w:gutter="0"/>
       <w:cols w:space="720"/>
@@ -591,6 +789,26 @@
     </w:sectPr>
   </w:body>
 </w:document>
+</file>
+
+<file path=word/footer1.xml><?xml version="1.0" encoding="utf-8"?>
+<w:ftr xmlns:m="http://schemas.openxmlformats.org/officeDocument/2006/math" xmlns:mc="http://schemas.openxmlformats.org/markup-compatibility/2006" xmlns:mo="http://schemas.microsoft.com/office/mac/office/2008/main" xmlns:mv="urn:schemas-microsoft-com:mac:vml" xmlns:o="urn:schemas-microsoft-com:office:office" xmlns:r="http://schemas.openxmlformats.org/officeDocument/2006/relationships" xmlns:v="urn:schemas-microsoft-com:vml" xmlns:w10="urn:schemas-microsoft-com:office:word" xmlns:w14="http://schemas.microsoft.com/office/word/2010/wordml" xmlns:w="http://schemas.openxmlformats.org/wordprocessingml/2006/main" xmlns:wne="http://schemas.microsoft.com/office/word/2006/wordml" xmlns:wp14="http://schemas.microsoft.com/office/word/2010/wordprocessingDrawing" xmlns:wp="http://schemas.openxmlformats.org/drawingml/2006/wordprocessingDrawing" xmlns:wpc="http://schemas.microsoft.com/office/word/2010/wordprocessingCanvas" xmlns:wpg="http://schemas.microsoft.com/office/word/2010/wordprocessingGroup" xmlns:wpi="http://schemas.microsoft.com/office/word/2010/wordprocessingInk" xmlns:wps="http://schemas.microsoft.com/office/word/2010/wordprocessingShape" mc:Ignorable="w14 wp14">
+  <w:p>
+    <w:pPr>
+      <w:pStyle w:val="Footer"/>
+    </w:pPr>
+  </w:p>
+</w:ftr>
+</file>
+
+<file path=word/header1.xml><?xml version="1.0" encoding="utf-8"?>
+<w:hdr xmlns:m="http://schemas.openxmlformats.org/officeDocument/2006/math" xmlns:mc="http://schemas.openxmlformats.org/markup-compatibility/2006" xmlns:mo="http://schemas.microsoft.com/office/mac/office/2008/main" xmlns:mv="urn:schemas-microsoft-com:mac:vml" xmlns:o="urn:schemas-microsoft-com:office:office" xmlns:r="http://schemas.openxmlformats.org/officeDocument/2006/relationships" xmlns:v="urn:schemas-microsoft-com:vml" xmlns:w10="urn:schemas-microsoft-com:office:word" xmlns:w14="http://schemas.microsoft.com/office/word/2010/wordml" xmlns:w="http://schemas.openxmlformats.org/wordprocessingml/2006/main" xmlns:wne="http://schemas.microsoft.com/office/word/2006/wordml" xmlns:wp14="http://schemas.microsoft.com/office/word/2010/wordprocessingDrawing" xmlns:wp="http://schemas.openxmlformats.org/drawingml/2006/wordprocessingDrawing" xmlns:wpc="http://schemas.microsoft.com/office/word/2010/wordprocessingCanvas" xmlns:wpg="http://schemas.microsoft.com/office/word/2010/wordprocessingGroup" xmlns:wpi="http://schemas.microsoft.com/office/word/2010/wordprocessingInk" xmlns:wps="http://schemas.microsoft.com/office/word/2010/wordprocessingShape" mc:Ignorable="w14 wp14">
+  <w:p>
+    <w:pPr>
+      <w:pStyle w:val="Header"/>
+    </w:pPr>
+  </w:p>
+</w:hdr>
 </file>
 
 <file path=word/numbering.xml><?xml version="1.0" encoding="utf-8"?>
